--- a/docs/Manual_Pipeline_EPH.docx
+++ b/docs/Manual_Pipeline_EPH.docx
@@ -145,33 +145,7 @@
         <w:jc w:val="both"/>
       </w:pPr>
       <w:r>
-        <w:rPr>
-          <w:rFonts w:ascii="Arial" w:cs="Arial" w:eastAsia="Arial" w:hAnsi="Arial"/>
-          <w:color w:val="333333"/>
-          <w:sz w:val="22"/>
-          <w:szCs w:val="22"/>
-        </w:rPr>
-        <w:t xml:space="preserve">El </w:t>
-      </w:r>
-      <w:r>
-        <w:rPr>
-          <w:rFonts w:ascii="Courier New" w:cs="Courier New" w:eastAsia="Courier New" w:hAnsi="Courier New"/>
-          <w:b/>
-          <w:bCs/>
-          <w:color w:val="1A3A6E"/>
-          <w:sz w:val="20"/>
-          <w:szCs w:val="20"/>
-        </w:rPr>
-        <w:t xml:space="preserve">pipeline.py</w:t>
-      </w:r>
-      <w:r>
-        <w:rPr>
-          <w:rFonts w:ascii="Arial" w:cs="Arial" w:eastAsia="Arial" w:hAnsi="Arial"/>
-          <w:color w:val="333333"/>
-          <w:sz w:val="22"/>
-          <w:szCs w:val="22"/>
-        </w:rPr>
-        <w:t xml:space="preserve"> es un programa en Python que automatiza el procesamiento de la Encuesta Permanente de Hogares del INDEC para el aglomerado Santiago del Estero — La Banda. Reemplaza el procesamiento manual trimestral, reduciendo horas de trabajo a unos pocos minutos.</w:t>
+        <w:t>El pipeline automatiza las tareas necesarias para descargar, integrar, validar y calcular indicadores trimestrales a partir de microdatos públicos de la EPH para el Aglomerado 18.</w:t>
       </w:r>
     </w:p>
     <w:p>
@@ -253,13 +227,7 @@
         <w:jc w:val="both"/>
       </w:pPr>
       <w:r>
-        <w:rPr>
-          <w:rFonts w:ascii="Arial" w:cs="Arial" w:eastAsia="Arial" w:hAnsi="Arial"/>
-          <w:color w:val="333333"/>
-          <w:sz w:val="22"/>
-          <w:szCs w:val="22"/>
-        </w:rPr>
-        <w:t xml:space="preserve">  3. Calcula los indicadores oficiales del mercado laboral con ponderadores</w:t>
+        <w:t>3. Calcula indicadores principales y específicos con PONDERA</w:t>
       </w:r>
     </w:p>
     <w:p>
@@ -831,33 +799,7 @@
               <w:jc w:val="both"/>
             </w:pPr>
             <w:r>
-              <w:rPr>
-                <w:rFonts w:ascii="Arial" w:cs="Arial" w:eastAsia="Arial" w:hAnsi="Arial"/>
-                <w:color w:val="333333"/>
-                <w:sz w:val="22"/>
-                <w:szCs w:val="22"/>
-              </w:rPr>
-              <w:t xml:space="preserve">Guardar </w:t>
-            </w:r>
-            <w:r>
-              <w:rPr>
-                <w:rFonts w:ascii="Courier New" w:cs="Courier New" w:eastAsia="Courier New" w:hAnsi="Courier New"/>
-                <w:b/>
-                <w:bCs/>
-                <w:color w:val="1A3A6E"/>
-                <w:sz w:val="20"/>
-                <w:szCs w:val="20"/>
-              </w:rPr>
-              <w:t xml:space="preserve">pipeline.py</w:t>
-            </w:r>
-            <w:r>
-              <w:rPr>
-                <w:rFonts w:ascii="Arial" w:cs="Arial" w:eastAsia="Arial" w:hAnsi="Arial"/>
-                <w:color w:val="333333"/>
-                <w:sz w:val="22"/>
-                <w:szCs w:val="22"/>
-              </w:rPr>
-              <w:t xml:space="preserve"> en una carpeta de trabajo, por ejemplo:</w:t>
+              <w:t>Conservar la estructura del repositorio y ejecutar los comandos desde su raíz.</w:t>
             </w:r>
           </w:p>
           <w:tbl>
@@ -962,13 +904,7 @@
         <w:jc w:val="both"/>
       </w:pPr>
       <w:r>
-        <w:rPr>
-          <w:rFonts w:ascii="Arial" w:cs="Arial" w:eastAsia="Arial" w:hAnsi="Arial"/>
-          <w:color w:val="333333"/>
-          <w:sz w:val="22"/>
-          <w:szCs w:val="22"/>
-        </w:rPr>
-        <w:t xml:space="preserve">El pipeline tiene cuatro modos de uso. Todos se ejecutan desde la terminal, parados en la carpeta donde está pipeline.py.</w:t>
+        <w:t>El pipeline tiene varios modos de uso. Todos se ejecutan desde una terminal ubicada en la raíz del repositorio.</w:t>
       </w:r>
     </w:p>
     <w:p>
@@ -1051,13 +987,7 @@
               <w:spacing w:after="0" w:before="0"/>
             </w:pPr>
             <w:r>
-              <w:rPr>
-                <w:rFonts w:ascii="Courier New" w:cs="Courier New" w:eastAsia="Courier New" w:hAnsi="Courier New"/>
-                <w:color w:val="1A1A2E"/>
-                <w:sz w:val="19"/>
-                <w:szCs w:val="19"/>
-              </w:rPr>
-              <w:t xml:space="preserve">python pipeline.py --anio 2025 --trimestre 4</w:t>
+              <w:t>python src/pipeline.py --anio 2025 --trimestre 4</w:t>
             </w:r>
           </w:p>
         </w:tc>
@@ -1143,13 +1073,7 @@
               <w:spacing w:after="0" w:before="0"/>
             </w:pPr>
             <w:r>
-              <w:rPr>
-                <w:rFonts w:ascii="Courier New" w:cs="Courier New" w:eastAsia="Courier New" w:hAnsi="Courier New"/>
-                <w:color w:val="1A1A2E"/>
-                <w:sz w:val="19"/>
-                <w:szCs w:val="19"/>
-              </w:rPr>
-              <w:t xml:space="preserve">python pipeline.py --anio 2024</w:t>
+              <w:t>python src/pipeline.py --anio 2024</w:t>
             </w:r>
           </w:p>
         </w:tc>
@@ -1235,13 +1159,7 @@
               <w:spacing w:after="0" w:before="0"/>
             </w:pPr>
             <w:r>
-              <w:rPr>
-                <w:rFonts w:ascii="Courier New" w:cs="Courier New" w:eastAsia="Courier New" w:hAnsi="Courier New"/>
-                <w:color w:val="1A1A2E"/>
-                <w:sz w:val="19"/>
-                <w:szCs w:val="19"/>
-              </w:rPr>
-              <w:t xml:space="preserve">python pipeline.py --todos</w:t>
+              <w:t>python src/pipeline.py --todos</w:t>
             </w:r>
           </w:p>
         </w:tc>
@@ -1327,13 +1245,7 @@
               <w:spacing w:after="0" w:before="0"/>
             </w:pPr>
             <w:r>
-              <w:rPr>
-                <w:rFonts w:ascii="Courier New" w:cs="Courier New" w:eastAsia="Courier New" w:hAnsi="Courier New"/>
-                <w:color w:val="1A1A2E"/>
-                <w:sz w:val="19"/>
-                <w:szCs w:val="19"/>
-              </w:rPr>
-              <w:t xml:space="preserve">python pipeline.py --anio 2025 --trimestre 4 --forzar</w:t>
+              <w:t>python src/pipeline.py --anio 2025 --trimestre 4 --forzar</w:t>
             </w:r>
           </w:p>
         </w:tc>
@@ -1388,13 +1300,7 @@
         <w:jc w:val="both"/>
       </w:pPr>
       <w:r>
-        <w:rPr>
-          <w:rFonts w:ascii="Arial" w:cs="Arial" w:eastAsia="Arial" w:hAnsi="Arial"/>
-          <w:color w:val="333333"/>
-          <w:sz w:val="22"/>
-          <w:szCs w:val="22"/>
-        </w:rPr>
-        <w:t xml:space="preserve">Al ejecutarse, el pipeline crea automáticamente tres carpetas en el mismo directorio donde está pipeline.py:</w:t>
+        <w:t>Al ejecutarse, el pipeline utiliza data/, results/ y logs/ desde la raíz del repositorio. data_snapshot/ contiene sólo agregados validados para el dashboard.</w:t>
       </w:r>
     </w:p>
     <w:p>
@@ -1506,6 +1412,110 @@
           </w:tcPr>
           <w:p>
             <w:r>
+              <w:t>data/</w:t>
+            </w:r>
+          </w:p>
+        </w:tc>
+        <w:tc>
+          <w:tcPr>
+            <w:tcBorders>
+              <w:top w:val="single" w:color="CCCCCC" w:sz="1"/>
+              <w:left w:val="single" w:color="CCCCCC" w:sz="1"/>
+              <w:bottom w:val="single" w:color="CCCCCC" w:sz="1"/>
+              <w:right w:val="single" w:color="CCCCCC" w:sz="1"/>
+            </w:tcBorders>
+            <w:shd w:fill="FFFFFF" w:val="clear"/>
+            <w:tcMar>
+              <w:top w:type="dxa" w:w="90"/>
+              <w:left w:type="dxa" w:w="140"/>
+              <w:bottom w:type="dxa" w:w="90"/>
+              <w:right w:type="dxa" w:w="140"/>
+            </w:tcMar>
+          </w:tcPr>
+          <w:p>
+            <w:pPr>
+              <w:jc w:val="both"/>
+            </w:pPr>
+            <w:r>
+              <w:t>ZIPs descargados del INDEC y archivos extraídos. Se reutiliza si ya existen.</w:t>
+            </w:r>
+          </w:p>
+        </w:tc>
+      </w:tr>
+      <w:tr>
+        <w:tc>
+          <w:tcPr>
+            <w:tcBorders>
+              <w:top w:val="single" w:color="CCCCCC" w:sz="1"/>
+              <w:left w:val="single" w:color="CCCCCC" w:sz="1"/>
+              <w:bottom w:val="single" w:color="CCCCCC" w:sz="1"/>
+              <w:right w:val="single" w:color="CCCCCC" w:sz="1"/>
+            </w:tcBorders>
+            <w:shd w:fill="F5F5F5" w:val="clear"/>
+            <w:tcMar>
+              <w:top w:type="dxa" w:w="90"/>
+              <w:left w:type="dxa" w:w="140"/>
+              <w:bottom w:type="dxa" w:w="90"/>
+              <w:right w:type="dxa" w:w="140"/>
+            </w:tcMar>
+          </w:tcPr>
+          <w:p>
+            <w:r>
+              <w:t>results/</w:t>
+            </w:r>
+          </w:p>
+        </w:tc>
+        <w:tc>
+          <w:tcPr>
+            <w:tcBorders>
+              <w:top w:val="single" w:color="CCCCCC" w:sz="1"/>
+              <w:left w:val="single" w:color="CCCCCC" w:sz="1"/>
+              <w:bottom w:val="single" w:color="CCCCCC" w:sz="1"/>
+              <w:right w:val="single" w:color="CCCCCC" w:sz="1"/>
+            </w:tcBorders>
+            <w:shd w:fill="F5F5F5" w:val="clear"/>
+            <w:tcMar>
+              <w:top w:type="dxa" w:w="90"/>
+              <w:left w:type="dxa" w:w="140"/>
+              <w:bottom w:type="dxa" w:w="90"/>
+              <w:right w:type="dxa" w:w="140"/>
+            </w:tcMar>
+          </w:tcPr>
+          <w:p>
+            <w:pPr>
+              <w:jc w:val="both"/>
+            </w:pPr>
+            <w:r>
+              <w:rPr>
+                <w:rFonts w:ascii="Arial" w:cs="Arial" w:eastAsia="Arial" w:hAnsi="Arial"/>
+                <w:color w:val="333333"/>
+                <w:sz w:val="20"/>
+                <w:szCs w:val="20"/>
+              </w:rPr>
+              <w:t xml:space="preserve">Archivos de salida — indicadores, calidad, base unida, histórico.</w:t>
+            </w:r>
+          </w:p>
+        </w:tc>
+      </w:tr>
+      <w:tr>
+        <w:tc>
+          <w:tcPr>
+            <w:tcBorders>
+              <w:top w:val="single" w:color="CCCCCC" w:sz="1"/>
+              <w:left w:val="single" w:color="CCCCCC" w:sz="1"/>
+              <w:bottom w:val="single" w:color="CCCCCC" w:sz="1"/>
+              <w:right w:val="single" w:color="CCCCCC" w:sz="1"/>
+            </w:tcBorders>
+            <w:shd w:fill="FFFFFF" w:val="clear"/>
+            <w:tcMar>
+              <w:top w:type="dxa" w:w="90"/>
+              <w:left w:type="dxa" w:w="140"/>
+              <w:bottom w:type="dxa" w:w="90"/>
+              <w:right w:type="dxa" w:w="140"/>
+            </w:tcMar>
+          </w:tcPr>
+          <w:p>
+            <w:r>
               <w:rPr>
                 <w:rFonts w:ascii="Courier New" w:cs="Courier New" w:eastAsia="Courier New" w:hAnsi="Courier New"/>
                 <w:b/>
@@ -1514,7 +1524,7 @@
                 <w:sz w:val="19"/>
                 <w:szCs w:val="19"/>
               </w:rPr>
-              <w:t xml:space="preserve">datos_eph/</w:t>
+              <w:t xml:space="preserve">logs/</w:t>
             </w:r>
           </w:p>
         </w:tc>
@@ -1545,132 +1555,6 @@
                 <w:sz w:val="20"/>
                 <w:szCs w:val="20"/>
               </w:rPr>
-              <w:t xml:space="preserve">ZIPs descargados del INDEC y archivos extraídos. Se reutiliza si ya existen.</w:t>
-            </w:r>
-          </w:p>
-        </w:tc>
-      </w:tr>
-      <w:tr>
-        <w:tc>
-          <w:tcPr>
-            <w:tcBorders>
-              <w:top w:val="single" w:color="CCCCCC" w:sz="1"/>
-              <w:left w:val="single" w:color="CCCCCC" w:sz="1"/>
-              <w:bottom w:val="single" w:color="CCCCCC" w:sz="1"/>
-              <w:right w:val="single" w:color="CCCCCC" w:sz="1"/>
-            </w:tcBorders>
-            <w:shd w:fill="F5F5F5" w:val="clear"/>
-            <w:tcMar>
-              <w:top w:type="dxa" w:w="90"/>
-              <w:left w:type="dxa" w:w="140"/>
-              <w:bottom w:type="dxa" w:w="90"/>
-              <w:right w:type="dxa" w:w="140"/>
-            </w:tcMar>
-          </w:tcPr>
-          <w:p>
-            <w:r>
-              <w:rPr>
-                <w:rFonts w:ascii="Courier New" w:cs="Courier New" w:eastAsia="Courier New" w:hAnsi="Courier New"/>
-                <w:b/>
-                <w:bCs/>
-                <w:color w:val="1F3A6E"/>
-                <w:sz w:val="19"/>
-                <w:szCs w:val="19"/>
-              </w:rPr>
-              <w:t xml:space="preserve">resultados_eph/</w:t>
-            </w:r>
-          </w:p>
-        </w:tc>
-        <w:tc>
-          <w:tcPr>
-            <w:tcBorders>
-              <w:top w:val="single" w:color="CCCCCC" w:sz="1"/>
-              <w:left w:val="single" w:color="CCCCCC" w:sz="1"/>
-              <w:bottom w:val="single" w:color="CCCCCC" w:sz="1"/>
-              <w:right w:val="single" w:color="CCCCCC" w:sz="1"/>
-            </w:tcBorders>
-            <w:shd w:fill="F5F5F5" w:val="clear"/>
-            <w:tcMar>
-              <w:top w:type="dxa" w:w="90"/>
-              <w:left w:type="dxa" w:w="140"/>
-              <w:bottom w:type="dxa" w:w="90"/>
-              <w:right w:type="dxa" w:w="140"/>
-            </w:tcMar>
-          </w:tcPr>
-          <w:p>
-            <w:pPr>
-              <w:jc w:val="both"/>
-            </w:pPr>
-            <w:r>
-              <w:rPr>
-                <w:rFonts w:ascii="Arial" w:cs="Arial" w:eastAsia="Arial" w:hAnsi="Arial"/>
-                <w:color w:val="333333"/>
-                <w:sz w:val="20"/>
-                <w:szCs w:val="20"/>
-              </w:rPr>
-              <w:t xml:space="preserve">Archivos de salida — indicadores, calidad, base unida, histórico.</w:t>
-            </w:r>
-          </w:p>
-        </w:tc>
-      </w:tr>
-      <w:tr>
-        <w:tc>
-          <w:tcPr>
-            <w:tcBorders>
-              <w:top w:val="single" w:color="CCCCCC" w:sz="1"/>
-              <w:left w:val="single" w:color="CCCCCC" w:sz="1"/>
-              <w:bottom w:val="single" w:color="CCCCCC" w:sz="1"/>
-              <w:right w:val="single" w:color="CCCCCC" w:sz="1"/>
-            </w:tcBorders>
-            <w:shd w:fill="FFFFFF" w:val="clear"/>
-            <w:tcMar>
-              <w:top w:type="dxa" w:w="90"/>
-              <w:left w:type="dxa" w:w="140"/>
-              <w:bottom w:type="dxa" w:w="90"/>
-              <w:right w:type="dxa" w:w="140"/>
-            </w:tcMar>
-          </w:tcPr>
-          <w:p>
-            <w:r>
-              <w:rPr>
-                <w:rFonts w:ascii="Courier New" w:cs="Courier New" w:eastAsia="Courier New" w:hAnsi="Courier New"/>
-                <w:b/>
-                <w:bCs/>
-                <w:color w:val="1F3A6E"/>
-                <w:sz w:val="19"/>
-                <w:szCs w:val="19"/>
-              </w:rPr>
-              <w:t xml:space="preserve">logs/</w:t>
-            </w:r>
-          </w:p>
-        </w:tc>
-        <w:tc>
-          <w:tcPr>
-            <w:tcBorders>
-              <w:top w:val="single" w:color="CCCCCC" w:sz="1"/>
-              <w:left w:val="single" w:color="CCCCCC" w:sz="1"/>
-              <w:bottom w:val="single" w:color="CCCCCC" w:sz="1"/>
-              <w:right w:val="single" w:color="CCCCCC" w:sz="1"/>
-            </w:tcBorders>
-            <w:shd w:fill="FFFFFF" w:val="clear"/>
-            <w:tcMar>
-              <w:top w:type="dxa" w:w="90"/>
-              <w:left w:type="dxa" w:w="140"/>
-              <w:bottom w:type="dxa" w:w="90"/>
-              <w:right w:type="dxa" w:w="140"/>
-            </w:tcMar>
-          </w:tcPr>
-          <w:p>
-            <w:pPr>
-              <w:jc w:val="both"/>
-            </w:pPr>
-            <w:r>
-              <w:rPr>
-                <w:rFonts w:ascii="Arial" w:cs="Arial" w:eastAsia="Arial" w:hAnsi="Arial"/>
-                <w:color w:val="333333"/>
-                <w:sz w:val="20"/>
-                <w:szCs w:val="20"/>
-              </w:rPr>
               <w:t xml:space="preserve">Archivo .log por cada corrida del pipeline con timestamp.</w:t>
             </w:r>
           </w:p>
@@ -1694,15 +1578,7 @@
         <w:spacing w:after="60" w:before="200"/>
       </w:pPr>
       <w:r>
-        <w:rPr>
-          <w:rFonts w:ascii="Arial" w:cs="Arial" w:eastAsia="Arial" w:hAnsi="Arial"/>
-          <w:b/>
-          <w:bCs/>
-          <w:color w:val="2E5FA3"/>
-          <w:sz w:val="23"/>
-          <w:szCs w:val="23"/>
-        </w:rPr>
-        <w:t xml:space="preserve">Archivos generados en resultados_eph/</w:t>
+        <w:t>Archivos generados en results/</w:t>
       </w:r>
     </w:p>
     <w:p>
@@ -1847,13 +1723,7 @@
               <w:jc w:val="both"/>
             </w:pPr>
             <w:r>
-              <w:rPr>
-                <w:rFonts w:ascii="Arial" w:cs="Arial" w:eastAsia="Arial" w:hAnsi="Arial"/>
-                <w:color w:val="333333"/>
-                <w:sz w:val="20"/>
-                <w:szCs w:val="20"/>
-              </w:rPr>
-              <w:t xml:space="preserve">Base acumulada con todos los trimestres procesados. Es el archivo principal — el que se carga en el dashboard o se envía al INDEC nacional.</w:t>
+              <w:t>Base acumulada de períodos validados. Es el archivo principal que consume el dashboard junto con sus metadatos y estados.</w:t>
             </w:r>
           </w:p>
         </w:tc>
@@ -4497,6 +4367,26 @@
         </w:tc>
       </w:tr>
     </w:tbl>
+    <w:p>
+      <w:r>
+        <w:t>9. Validación, metadatos y dashboard</w:t>
+      </w:r>
+    </w:p>
+    <w:p>
+      <w:r>
+        <w:t>Cada CSV se acompaña por un archivo .meta.json. Antes de promover un período, el pipeline verifica esquema, Aglomerado 18, población positiva, duplicados, tasas, archivos y metadatos. Si un control crítico falla, conserva el último histórico y snapshot validados.</w:t>
+      </w:r>
+    </w:p>
+    <w:p>
+      <w:r>
+        <w:t>El dashboard se inicia desde la raíz con: python -m streamlit run notebooks/app.py. Puede funcionar sólo con data_snapshot, sin ZIP ni microdatos individuales.</w:t>
+      </w:r>
+    </w:p>
+    <w:p>
+      <w:r>
+        <w:t>tasa_actividad_oficial = PEA expandida / población total expandida × 100; tasa_empleo_oficial = ocupados expandidos / población total expandida × 100; tasa_desocupacion = desocupados expandidos / PEA expandida × 100; proporcion_inactiva_total = 100 - tasa_actividad_oficial. Las tasas de 10 años y más conservan nombres específicos.</w:t>
+      </w:r>
+    </w:p>
     <w:sectPr>
       <w:headerReference w:type="default" r:id="rId7"/>
       <w:footerReference w:type="default" r:id="rId8"/>
